--- a/Publisher_Ready_Curriculum/02_Chemistry_East_Meadow_Refactor/04_Gas_Laws/Unit_Plan.docx
+++ b/Publisher_Ready_Curriculum/02_Chemistry_East_Meadow_Refactor/04_Gas_Laws/Unit_Plan.docx
@@ -1007,7 +1007,8 @@
     <w:tbl>
       <w:tblPr>
         <w:tblStyle w:val="Table"/>
-        <w:tblW w:type="auto" w:w="0"/>
+        <w:tblW w:type="pct" w:w="5000"/>
+        <w:tblLayout w:type="fixed"/>
         <w:tblLook w:firstRow="1" w:lastRow="0" w:firstColumn="0" w:lastColumn="0" w:noHBand="0" w:noVBand="0" w:val="0020"/>
       </w:tblPr>
       <w:tblGrid>
@@ -1108,7 +1109,7 @@
               <w:pStyle w:val="Compact"/>
             </w:pPr>
             <w:r>
-              <w:t xml:space="preserve">Boyle’s Law · inverse proportion · gas pressure</w:t>
+              <w:t xml:space="preserve">pressure–volume relationship · inverse proportion · gas pressure</w:t>
             </w:r>
           </w:p>
         </w:tc>
